--- a/uk-mrtm-app-api/src/main/resources/templates/ca/england/Maritime_EFSN_v4.docx
+++ b/uk-mrtm-app-api/src/main/resources/templates/ca/england/Maritime_EFSN_v4.docx
@@ -804,17 +804,7 @@
           <w:szCs w:val="24"/>
           <w:lang w:val="en-US"/>
         </w:rPr>
-        <w:t xml:space="preserve">. The surrender obligation is set out in </w:t>
-      </w:r>
-      <w:proofErr w:type="gramStart"/>
-      <w:r>
-        <w:rPr>
-          <w:rFonts w:ascii="Arial" w:hAnsi="Arial" w:cs="Arial"/>
-          <w:sz w:val="24"/>
-          <w:szCs w:val="24"/>
-          <w:lang w:val="en-US"/>
-        </w:rPr>
-        <w:t xml:space="preserve">Article </w:t>
+        <w:t xml:space="preserve">. The surrender obligation is set out in Article </w:t>
       </w:r>
       <w:r>
         <w:rPr>
@@ -834,7 +824,6 @@
         </w:rPr>
         <w:t>[</w:t>
       </w:r>
-      <w:proofErr w:type="gramEnd"/>
       <w:r>
         <w:rPr>
           <w:rFonts w:ascii="Arial" w:hAnsi="Arial" w:cs="Arial"/>
@@ -1827,276 +1816,7 @@
     </w:p>
     <w:p>
       <w:pPr>
-        <w:jc w:val="both"/>
-        <w:rPr>
-          <w:rFonts w:ascii="Arial" w:hAnsi="Arial" w:cs="Arial"/>
-          <w:sz w:val="24"/>
-          <w:szCs w:val="24"/>
-        </w:rPr>
-      </w:pPr>
-    </w:p>
-    <w:p>
-      <w:pPr>
-        <w:jc w:val="both"/>
-        <w:rPr>
-          <w:rFonts w:ascii="Arial" w:hAnsi="Arial" w:cs="Arial"/>
-          <w:sz w:val="24"/>
-          <w:szCs w:val="24"/>
-        </w:rPr>
-      </w:pPr>
-    </w:p>
-    <w:p>
-      <w:pPr>
-        <w:jc w:val="both"/>
-        <w:rPr>
-          <w:rFonts w:ascii="Arial" w:hAnsi="Arial" w:cs="Arial"/>
-          <w:sz w:val="24"/>
-          <w:szCs w:val="24"/>
-        </w:rPr>
-      </w:pPr>
-    </w:p>
-    <w:p>
-      <w:pPr>
-        <w:jc w:val="both"/>
-        <w:rPr>
-          <w:rFonts w:ascii="Arial" w:hAnsi="Arial" w:cs="Arial"/>
-          <w:sz w:val="24"/>
-          <w:szCs w:val="24"/>
-        </w:rPr>
-      </w:pPr>
-    </w:p>
-    <w:p>
-      <w:pPr>
-        <w:jc w:val="both"/>
-        <w:rPr>
-          <w:rFonts w:ascii="Arial" w:hAnsi="Arial" w:cs="Arial"/>
-          <w:sz w:val="24"/>
-          <w:szCs w:val="24"/>
-        </w:rPr>
-      </w:pPr>
-    </w:p>
-    <w:p>
-      <w:pPr>
-        <w:jc w:val="both"/>
-        <w:rPr>
-          <w:rFonts w:ascii="Arial" w:hAnsi="Arial" w:cs="Arial"/>
-          <w:sz w:val="24"/>
-          <w:szCs w:val="24"/>
-        </w:rPr>
-      </w:pPr>
-    </w:p>
-    <w:p>
-      <w:pPr>
-        <w:jc w:val="both"/>
-        <w:rPr>
-          <w:rFonts w:ascii="Arial" w:hAnsi="Arial" w:cs="Arial"/>
-          <w:sz w:val="24"/>
-          <w:szCs w:val="24"/>
-        </w:rPr>
-      </w:pPr>
-    </w:p>
-    <w:p>
-      <w:pPr>
-        <w:jc w:val="both"/>
-        <w:rPr>
-          <w:rFonts w:ascii="Arial" w:hAnsi="Arial" w:cs="Arial"/>
-          <w:sz w:val="24"/>
-          <w:szCs w:val="24"/>
-        </w:rPr>
-      </w:pPr>
-    </w:p>
-    <w:p>
-      <w:pPr>
-        <w:jc w:val="both"/>
-        <w:rPr>
-          <w:rFonts w:ascii="Arial" w:hAnsi="Arial" w:cs="Arial"/>
-          <w:sz w:val="24"/>
-          <w:szCs w:val="24"/>
-        </w:rPr>
-      </w:pPr>
-    </w:p>
-    <w:p>
-      <w:pPr>
-        <w:jc w:val="both"/>
-        <w:rPr>
-          <w:rFonts w:ascii="Arial" w:hAnsi="Arial" w:cs="Arial"/>
-          <w:sz w:val="24"/>
-          <w:szCs w:val="24"/>
-        </w:rPr>
-      </w:pPr>
-    </w:p>
-    <w:p>
-      <w:pPr>
-        <w:jc w:val="both"/>
-        <w:rPr>
-          <w:rFonts w:ascii="Arial" w:hAnsi="Arial" w:cs="Arial"/>
-          <w:sz w:val="24"/>
-          <w:szCs w:val="24"/>
-        </w:rPr>
-      </w:pPr>
-    </w:p>
-    <w:p>
-      <w:pPr>
-        <w:jc w:val="both"/>
-        <w:rPr>
-          <w:rFonts w:ascii="Arial" w:hAnsi="Arial" w:cs="Arial"/>
-          <w:sz w:val="24"/>
-          <w:szCs w:val="24"/>
-        </w:rPr>
-      </w:pPr>
-    </w:p>
-    <w:p>
-      <w:pPr>
-        <w:jc w:val="both"/>
-        <w:rPr>
-          <w:rFonts w:ascii="Arial" w:hAnsi="Arial" w:cs="Arial"/>
-          <w:sz w:val="24"/>
-          <w:szCs w:val="24"/>
-        </w:rPr>
-      </w:pPr>
-    </w:p>
-    <w:p>
-      <w:pPr>
-        <w:jc w:val="both"/>
-        <w:rPr>
-          <w:rFonts w:ascii="Arial" w:hAnsi="Arial" w:cs="Arial"/>
-          <w:sz w:val="24"/>
-          <w:szCs w:val="24"/>
-        </w:rPr>
-      </w:pPr>
-    </w:p>
-    <w:p>
-      <w:pPr>
-        <w:jc w:val="both"/>
-        <w:rPr>
-          <w:rFonts w:ascii="Arial" w:hAnsi="Arial" w:cs="Arial"/>
-          <w:sz w:val="24"/>
-          <w:szCs w:val="24"/>
-        </w:rPr>
-      </w:pPr>
-    </w:p>
-    <w:p>
-      <w:pPr>
-        <w:jc w:val="both"/>
-        <w:rPr>
-          <w:rFonts w:ascii="Arial" w:hAnsi="Arial" w:cs="Arial"/>
-          <w:sz w:val="24"/>
-          <w:szCs w:val="24"/>
-        </w:rPr>
-      </w:pPr>
-    </w:p>
-    <w:p>
-      <w:pPr>
-        <w:jc w:val="both"/>
-        <w:rPr>
-          <w:rFonts w:ascii="Arial" w:hAnsi="Arial" w:cs="Arial"/>
-          <w:sz w:val="24"/>
-          <w:szCs w:val="24"/>
-        </w:rPr>
-      </w:pPr>
-    </w:p>
-    <w:p>
-      <w:pPr>
-        <w:jc w:val="both"/>
-        <w:rPr>
-          <w:rFonts w:ascii="Arial" w:hAnsi="Arial" w:cs="Arial"/>
-          <w:sz w:val="24"/>
-          <w:szCs w:val="24"/>
-        </w:rPr>
-      </w:pPr>
-    </w:p>
-    <w:p>
-      <w:pPr>
-        <w:jc w:val="both"/>
-        <w:rPr>
-          <w:rFonts w:ascii="Arial" w:hAnsi="Arial" w:cs="Arial"/>
-          <w:sz w:val="24"/>
-          <w:szCs w:val="24"/>
-        </w:rPr>
-      </w:pPr>
-    </w:p>
-    <w:p>
-      <w:pPr>
-        <w:jc w:val="both"/>
-        <w:rPr>
-          <w:rFonts w:ascii="Arial" w:hAnsi="Arial" w:cs="Arial"/>
-          <w:sz w:val="24"/>
-          <w:szCs w:val="24"/>
-        </w:rPr>
-      </w:pPr>
-    </w:p>
-    <w:p>
-      <w:pPr>
-        <w:jc w:val="both"/>
-        <w:rPr>
-          <w:rFonts w:ascii="Arial" w:hAnsi="Arial" w:cs="Arial"/>
-          <w:sz w:val="24"/>
-          <w:szCs w:val="24"/>
-        </w:rPr>
-      </w:pPr>
-    </w:p>
-    <w:p>
-      <w:pPr>
-        <w:jc w:val="both"/>
-        <w:rPr>
-          <w:rFonts w:ascii="Arial" w:hAnsi="Arial" w:cs="Arial"/>
-          <w:sz w:val="24"/>
-          <w:szCs w:val="24"/>
-        </w:rPr>
-      </w:pPr>
-    </w:p>
-    <w:p>
-      <w:pPr>
-        <w:jc w:val="both"/>
-        <w:rPr>
-          <w:rFonts w:ascii="Arial" w:hAnsi="Arial" w:cs="Arial"/>
-          <w:sz w:val="24"/>
-          <w:szCs w:val="24"/>
-        </w:rPr>
-      </w:pPr>
-    </w:p>
-    <w:p>
-      <w:pPr>
-        <w:jc w:val="both"/>
-        <w:rPr>
-          <w:rFonts w:ascii="Arial" w:hAnsi="Arial" w:cs="Arial"/>
-          <w:sz w:val="24"/>
-          <w:szCs w:val="24"/>
-        </w:rPr>
-      </w:pPr>
-    </w:p>
-    <w:p>
-      <w:pPr>
-        <w:jc w:val="both"/>
-        <w:rPr>
-          <w:rFonts w:ascii="Arial" w:hAnsi="Arial" w:cs="Arial"/>
-          <w:sz w:val="24"/>
-          <w:szCs w:val="24"/>
-        </w:rPr>
-      </w:pPr>
-    </w:p>
-    <w:p>
-      <w:pPr>
-        <w:jc w:val="both"/>
-        <w:rPr>
-          <w:rFonts w:ascii="Arial" w:hAnsi="Arial" w:cs="Arial"/>
-          <w:sz w:val="24"/>
-          <w:szCs w:val="24"/>
-        </w:rPr>
-      </w:pPr>
-    </w:p>
-    <w:p>
-      <w:pPr>
-        <w:jc w:val="both"/>
-        <w:rPr>
-          <w:rFonts w:ascii="Arial" w:hAnsi="Arial" w:cs="Arial"/>
-          <w:sz w:val="24"/>
-          <w:szCs w:val="24"/>
-        </w:rPr>
-      </w:pPr>
-    </w:p>
-    <w:p>
-      <w:pPr>
+        <w:pageBreakBefore/>
         <w:autoSpaceDE w:val="0"/>
         <w:autoSpaceDN w:val="0"/>
         <w:adjustRightInd w:val="0"/>
@@ -2120,6 +1840,7 @@
           <w:szCs w:val="24"/>
           <w:lang w:eastAsia="en-GB"/>
         </w:rPr>
+        <w:lastRenderedPageBreak/>
         <w:t>THE GREENHOUSE GAS EMISSIONS TRADING SCHEME ORDER 2020 (the Order)</w:t>
       </w:r>
     </w:p>
@@ -3431,18 +3152,8 @@
           <w:sz w:val="24"/>
           <w:szCs w:val="24"/>
         </w:rPr>
-        <w:t xml:space="preserve">An appeal against an Emissions Figure for Surrender Notice to the First-tier Tribunal does not affect any obligation to surrender allowances in accordance with Article [  </w:t>
-      </w:r>
-      <w:proofErr w:type="gramStart"/>
-      <w:r>
-        <w:rPr>
-          <w:rFonts w:ascii="Arial" w:hAnsi="Arial" w:cs="Arial"/>
-          <w:sz w:val="24"/>
-          <w:szCs w:val="24"/>
-        </w:rPr>
-        <w:t xml:space="preserve">  ]</w:t>
-      </w:r>
-      <w:proofErr w:type="gramEnd"/>
+        <w:t>An appeal against an Emissions Figure for Surrender Notice to the First-tier Tribunal does not affect any obligation to surrender allowances in accordance with Article [    ]</w:t>
+      </w:r>
       <w:r>
         <w:rPr>
           <w:rFonts w:ascii="Arial" w:hAnsi="Arial" w:cs="Arial"/>
@@ -3487,6 +3198,7 @@
           <w:szCs w:val="24"/>
           <w:lang w:eastAsia="en-GB"/>
         </w:rPr>
+        <w:lastRenderedPageBreak/>
         <w:t xml:space="preserve">If you wish to discuss this Notice with a member of the Maritime Team, please contact </w:t>
       </w:r>
       <w:r>
@@ -3549,7 +3261,6 @@
           <w:szCs w:val="24"/>
           <w:lang w:eastAsia="en-GB"/>
         </w:rPr>
-        <w:lastRenderedPageBreak/>
         <w:t>Yours faithfully</w:t>
       </w:r>
     </w:p>
@@ -3843,68 +3554,32 @@
     </w:p>
     <w:p>
       <w:pPr>
+        <w:pageBreakBefore/>
         <w:jc w:val="both"/>
         <w:rPr>
           <w:rFonts w:ascii="Arial" w:hAnsi="Arial" w:cs="Arial"/>
-          <w:sz w:val="24"/>
-          <w:szCs w:val="24"/>
-        </w:rPr>
-      </w:pPr>
-      <w:r>
-        <w:rPr>
-          <w:rFonts w:ascii="Arial" w:hAnsi="Arial" w:cs="Arial"/>
-          <w:sz w:val="24"/>
-          <w:szCs w:val="24"/>
-        </w:rPr>
+          <w:noProof/>
+          <w:sz w:val="24"/>
+          <w:szCs w:val="24"/>
+          <w:lang w:eastAsia="en-GB"/>
+        </w:rPr>
+      </w:pPr>
+      <w:r>
+        <w:rPr>
+          <w:rFonts w:ascii="Arial" w:hAnsi="Arial" w:cs="Arial"/>
+          <w:sz w:val="24"/>
+          <w:szCs w:val="24"/>
+        </w:rPr>
+        <w:lastRenderedPageBreak/>
         <w:t> </w:t>
       </w:r>
-    </w:p>
-    <w:p>
-      <w:pPr>
-        <w:jc w:val="both"/>
-        <w:rPr>
-          <w:rFonts w:ascii="Arial" w:hAnsi="Arial" w:cs="Arial"/>
-          <w:noProof/>
-          <w:sz w:val="24"/>
-          <w:szCs w:val="24"/>
-          <w:lang w:eastAsia="en-GB"/>
-        </w:rPr>
-      </w:pPr>
-      <w:r>
-        <w:rPr>
-          <w:rFonts w:ascii="Arial" w:hAnsi="Arial" w:cs="Arial"/>
-          <w:noProof/>
-          <w:sz w:val="24"/>
-          <w:szCs w:val="24"/>
-          <w:lang w:eastAsia="en-GB"/>
-        </w:rPr>
-        <w:br w:type="page"/>
-      </w:r>
-    </w:p>
-    <w:p>
-      <w:pPr>
-        <w:tabs>
-          <w:tab w:val="left" w:pos="5550"/>
-        </w:tabs>
-        <w:spacing w:after="200" w:line="276" w:lineRule="auto"/>
-        <w:jc w:val="both"/>
+      <w:r>
         <w:rPr>
           <w:rFonts w:ascii="Arial" w:hAnsi="Arial" w:cs="Arial"/>
           <w:b/>
-          <w:bCs/>
-          <w:color w:val="000000"/>
-          <w:sz w:val="24"/>
-          <w:szCs w:val="24"/>
-        </w:rPr>
-      </w:pPr>
-      <w:r>
-        <w:rPr>
-          <w:rFonts w:ascii="Arial" w:hAnsi="Arial" w:cs="Arial"/>
-          <w:b/>
-          <w:sz w:val="24"/>
-          <w:szCs w:val="24"/>
-        </w:rPr>
-        <w:lastRenderedPageBreak/>
+          <w:sz w:val="24"/>
+          <w:szCs w:val="24"/>
+        </w:rPr>
         <w:t xml:space="preserve">Explanatory Note </w:t>
       </w:r>
     </w:p>
@@ -3929,18 +3604,8 @@
           <w:sz w:val="24"/>
           <w:szCs w:val="24"/>
         </w:rPr>
-        <w:t xml:space="preserve">This Notice sets out the emissions figure for surrender which equates to the number of allowances the Maritime Operator must surrender for the scheme year specified, in accordance with Article [  </w:t>
-      </w:r>
-      <w:proofErr w:type="gramStart"/>
-      <w:r>
-        <w:rPr>
-          <w:rFonts w:ascii="Arial" w:hAnsi="Arial" w:cs="Arial"/>
-          <w:sz w:val="24"/>
-          <w:szCs w:val="24"/>
-        </w:rPr>
-        <w:t xml:space="preserve">  ]</w:t>
-      </w:r>
-      <w:proofErr w:type="gramEnd"/>
+        <w:t>This Notice sets out the emissions figure for surrender which equates to the number of allowances the Maritime Operator must surrender for the scheme year specified, in accordance with Article [    ]</w:t>
+      </w:r>
       <w:r>
         <w:rPr>
           <w:rFonts w:ascii="Arial" w:hAnsi="Arial" w:cs="Arial"/>
@@ -3993,25 +3658,7 @@
           <w:sz w:val="24"/>
           <w:szCs w:val="24"/>
         </w:rPr>
-        <w:t xml:space="preserve">The emissions figure for surrender will be entered into the Maritime Operator’s Maritime Operator Holding Account in the UK ETS Registry in accordance with [Paragraph 6A [ </w:t>
-      </w:r>
-      <w:proofErr w:type="gramStart"/>
-      <w:r>
-        <w:rPr>
-          <w:rFonts w:ascii="Arial" w:hAnsi="Arial" w:cs="Arial"/>
-          <w:sz w:val="24"/>
-          <w:szCs w:val="24"/>
-        </w:rPr>
-        <w:t xml:space="preserve">  ]</w:t>
-      </w:r>
-      <w:proofErr w:type="gramEnd"/>
-      <w:r>
-        <w:rPr>
-          <w:rFonts w:ascii="Arial" w:hAnsi="Arial" w:cs="Arial"/>
-          <w:sz w:val="24"/>
-          <w:szCs w:val="24"/>
-        </w:rPr>
-        <w:t xml:space="preserve"> of Schedule 5A of the Order]. </w:t>
+        <w:t xml:space="preserve">The emissions figure for surrender will be entered into the Maritime Operator’s Maritime Operator Holding Account in the UK ETS Registry in accordance with [Paragraph 6A [   ] of Schedule 5A of the Order]. </w:t>
       </w:r>
     </w:p>
     <w:p>
@@ -4096,25 +3743,7 @@
           <w:sz w:val="24"/>
           <w:szCs w:val="24"/>
         </w:rPr>
-        <w:t xml:space="preserve">must surrender allowances in accordance with Article [  </w:t>
-      </w:r>
-      <w:proofErr w:type="gramStart"/>
-      <w:r>
-        <w:rPr>
-          <w:rFonts w:ascii="Arial" w:hAnsi="Arial" w:cs="Arial"/>
-          <w:sz w:val="24"/>
-          <w:szCs w:val="24"/>
-        </w:rPr>
-        <w:t xml:space="preserve">  ]</w:t>
-      </w:r>
-      <w:proofErr w:type="gramEnd"/>
-      <w:r>
-        <w:rPr>
-          <w:rFonts w:ascii="Arial" w:hAnsi="Arial" w:cs="Arial"/>
-          <w:sz w:val="24"/>
-          <w:szCs w:val="24"/>
-        </w:rPr>
-        <w:t xml:space="preserve"> of the Order.  Failure to do so may make</w:t>
+        <w:t>must surrender allowances in accordance with Article [    ] of the Order.  Failure to do so may make</w:t>
       </w:r>
       <w:r>
         <w:rPr>
@@ -4295,18 +3924,8 @@
           <w:sz w:val="24"/>
           <w:szCs w:val="24"/>
         </w:rPr>
-        <w:t xml:space="preserve">An appeal against an Emissions Figure for Surrender Notice to the First-tier Tribunal does not affect any obligation to surrender allowances in accordance with Article [  </w:t>
-      </w:r>
-      <w:proofErr w:type="gramStart"/>
-      <w:r>
-        <w:rPr>
-          <w:rFonts w:ascii="Arial" w:hAnsi="Arial" w:cs="Arial"/>
-          <w:sz w:val="24"/>
-          <w:szCs w:val="24"/>
-        </w:rPr>
-        <w:t xml:space="preserve">  ]</w:t>
-      </w:r>
-      <w:proofErr w:type="gramEnd"/>
+        <w:t>An appeal against an Emissions Figure for Surrender Notice to the First-tier Tribunal does not affect any obligation to surrender allowances in accordance with Article [    ]</w:t>
+      </w:r>
       <w:r>
         <w:rPr>
           <w:rFonts w:ascii="Arial" w:hAnsi="Arial" w:cs="Arial"/>
@@ -4412,25 +4031,7 @@
           <w:sz w:val="24"/>
           <w:szCs w:val="24"/>
         </w:rPr>
-        <w:t xml:space="preserve">or affect the rules relating to your right of appeal under the Order; in particular, the 28-day time limit for making an appeal to the First </w:t>
-      </w:r>
-      <w:proofErr w:type="gramStart"/>
-      <w:r>
-        <w:rPr>
-          <w:rFonts w:ascii="Arial" w:hAnsi="Arial" w:cs="Arial"/>
-          <w:sz w:val="24"/>
-          <w:szCs w:val="24"/>
-        </w:rPr>
-        <w:t>tier</w:t>
-      </w:r>
-      <w:proofErr w:type="gramEnd"/>
-      <w:r>
-        <w:rPr>
-          <w:rFonts w:ascii="Arial" w:hAnsi="Arial" w:cs="Arial"/>
-          <w:sz w:val="24"/>
-          <w:szCs w:val="24"/>
-        </w:rPr>
-        <w:t>-Tribunal still applies.</w:t>
+        <w:t>or affect the rules relating to your right of appeal under the Order; in particular, the 28-day time limit for making an appeal to the First tier-Tribunal still applies.</w:t>
       </w:r>
       <w:r>
         <w:rPr>
@@ -7752,10 +7353,20 @@
 </file>
 
 <file path=customXml/item2.xml><?xml version="1.0" encoding="utf-8"?>
-<b:Sources xmlns:b="http://schemas.openxmlformats.org/officeDocument/2006/bibliography" xmlns="http://schemas.openxmlformats.org/officeDocument/2006/bibliography" SelectedStyle="\APASixthEditionOfficeOnline.xsl" StyleName="APA" Version="6"/>
+<?mso-contentType ?>
+<SharedContentType xmlns="Microsoft.SharePoint.Taxonomy.ContentTypeSync" SourceId="d1117845-93f6-4da3-abaa-fcb4fa669c78" ContentTypeId="0x010100A5BF1C78D9F64B679A5EBDE1C6598EBC01" PreviousValue="false"/>
 </file>
 
 <file path=customXml/item3.xml><?xml version="1.0" encoding="utf-8"?>
+<?mso-contentType ?>
+<FormTemplates xmlns="http://schemas.microsoft.com/sharepoint/v3/contenttype/forms">
+  <Display>DocumentLibraryForm</Display>
+  <Edit>DocumentLibraryForm</Edit>
+  <New>DocumentLibraryForm</New>
+</FormTemplates>
+</file>
+
+<file path=customXml/item4.xml><?xml version="1.0" encoding="utf-8"?>
 <p:properties xmlns:p="http://schemas.microsoft.com/office/2006/metadata/properties" xmlns:xsi="http://www.w3.org/2001/XMLSchema-instance" xmlns:pc="http://schemas.microsoft.com/office/infopath/2007/PartnerControls">
   <documentManagement>
     <cf401361b24e474cb011be6eb76c0e76 xmlns="662745e8-e224-48e8-a2e3-254862b8c2f5">
@@ -7812,18 +7423,8 @@
 </p:properties>
 </file>
 
-<file path=customXml/item4.xml><?xml version="1.0" encoding="utf-8"?>
-<?mso-contentType ?>
-<FormTemplates xmlns="http://schemas.microsoft.com/sharepoint/v3/contenttype/forms">
-  <Display>DocumentLibraryForm</Display>
-  <Edit>DocumentLibraryForm</Edit>
-  <New>DocumentLibraryForm</New>
-</FormTemplates>
-</file>
-
 <file path=customXml/item5.xml><?xml version="1.0" encoding="utf-8"?>
-<?mso-contentType ?>
-<SharedContentType xmlns="Microsoft.SharePoint.Taxonomy.ContentTypeSync" SourceId="d1117845-93f6-4da3-abaa-fcb4fa669c78" ContentTypeId="0x010100A5BF1C78D9F64B679A5EBDE1C6598EBC01" PreviousValue="false"/>
+<b:Sources xmlns:b="http://schemas.openxmlformats.org/officeDocument/2006/bibliography" xmlns="http://schemas.openxmlformats.org/officeDocument/2006/bibliography" SelectedStyle="\APASixthEditionOfficeOnline.xsl" StyleName="APA" Version="6"/>
 </file>
 
 <file path=customXml/itemProps1.xml><?xml version="1.0" encoding="utf-8"?>
@@ -7846,14 +7447,22 @@
 </file>
 
 <file path=customXml/itemProps2.xml><?xml version="1.0" encoding="utf-8"?>
-<ds:datastoreItem xmlns:ds="http://schemas.openxmlformats.org/officeDocument/2006/customXml" ds:itemID="{5641419A-A6C7-473D-AABF-D4BB6FB01C57}">
+<ds:datastoreItem xmlns:ds="http://schemas.openxmlformats.org/officeDocument/2006/customXml" ds:itemID="{4F1B2A97-F4DD-484A-A588-FCEC0AE5199F}">
   <ds:schemaRefs>
-    <ds:schemaRef ds:uri="http://schemas.openxmlformats.org/officeDocument/2006/bibliography"/>
+    <ds:schemaRef ds:uri="Microsoft.SharePoint.Taxonomy.ContentTypeSync"/>
   </ds:schemaRefs>
 </ds:datastoreItem>
 </file>
 
 <file path=customXml/itemProps3.xml><?xml version="1.0" encoding="utf-8"?>
+<ds:datastoreItem xmlns:ds="http://schemas.openxmlformats.org/officeDocument/2006/customXml" ds:itemID="{9D805224-2623-4738-806C-4E3A6A136BBF}">
+  <ds:schemaRefs>
+    <ds:schemaRef ds:uri="http://schemas.microsoft.com/sharepoint/v3/contenttype/forms"/>
+  </ds:schemaRefs>
+</ds:datastoreItem>
+</file>
+
+<file path=customXml/itemProps4.xml><?xml version="1.0" encoding="utf-8"?>
 <ds:datastoreItem xmlns:ds="http://schemas.openxmlformats.org/officeDocument/2006/customXml" ds:itemID="{1A148820-1E37-41C2-9826-18D6917B8CBC}">
   <ds:schemaRefs>
     <ds:schemaRef ds:uri="http://schemas.microsoft.com/office/2006/metadata/properties"/>
@@ -7864,18 +7473,10 @@
 </ds:datastoreItem>
 </file>
 
-<file path=customXml/itemProps4.xml><?xml version="1.0" encoding="utf-8"?>
-<ds:datastoreItem xmlns:ds="http://schemas.openxmlformats.org/officeDocument/2006/customXml" ds:itemID="{9D805224-2623-4738-806C-4E3A6A136BBF}">
+<file path=customXml/itemProps5.xml><?xml version="1.0" encoding="utf-8"?>
+<ds:datastoreItem xmlns:ds="http://schemas.openxmlformats.org/officeDocument/2006/customXml" ds:itemID="{5641419A-A6C7-473D-AABF-D4BB6FB01C57}">
   <ds:schemaRefs>
-    <ds:schemaRef ds:uri="http://schemas.microsoft.com/sharepoint/v3/contenttype/forms"/>
-  </ds:schemaRefs>
-</ds:datastoreItem>
-</file>
-
-<file path=customXml/itemProps5.xml><?xml version="1.0" encoding="utf-8"?>
-<ds:datastoreItem xmlns:ds="http://schemas.openxmlformats.org/officeDocument/2006/customXml" ds:itemID="{4F1B2A97-F4DD-484A-A588-FCEC0AE5199F}">
-  <ds:schemaRefs>
-    <ds:schemaRef ds:uri="Microsoft.SharePoint.Taxonomy.ContentTypeSync"/>
+    <ds:schemaRef ds:uri="http://schemas.openxmlformats.org/officeDocument/2006/bibliography"/>
   </ds:schemaRefs>
 </ds:datastoreItem>
 </file>